--- a/projects/fpga-systems/Genesys2/dma-ip/rapids_beats/docs/RAPIDS_CharacterizationReport_v1.0.docx
+++ b/projects/fpga-systems/Genesys2/dma-ip/rapids_beats/docs/RAPIDS_CharacterizationReport_v1.0.docx
@@ -160,7 +160,7 @@
             </w:rPr>
             <w:fldChar w:fldCharType="separate"/>
           </w:r>
-          <w:hyperlink w:anchor="__RefHeading___Toc1584_3312259063">
+          <w:hyperlink w:anchor="__RefHeading___Toc1584_2425164141">
             <w:r>
               <w:rPr>
                 <w:webHidden/>
@@ -181,7 +181,7 @@
             </w:tabs>
             <w:rPr/>
           </w:pPr>
-          <w:hyperlink w:anchor="__RefHeading___Toc1586_3312259063">
+          <w:hyperlink w:anchor="__RefHeading___Toc1586_2425164141">
             <w:r>
               <w:rPr>
                 <w:webHidden/>
@@ -202,7 +202,7 @@
             </w:tabs>
             <w:rPr/>
           </w:pPr>
-          <w:hyperlink w:anchor="__RefHeading___Toc1588_3312259063">
+          <w:hyperlink w:anchor="__RefHeading___Toc1588_2425164141">
             <w:r>
               <w:rPr>
                 <w:webHidden/>
@@ -223,7 +223,7 @@
             </w:tabs>
             <w:rPr/>
           </w:pPr>
-          <w:hyperlink w:anchor="__RefHeading___Toc1590_3312259063">
+          <w:hyperlink w:anchor="__RefHeading___Toc1590_2425164141">
             <w:r>
               <w:rPr>
                 <w:webHidden/>
@@ -244,7 +244,7 @@
             </w:tabs>
             <w:rPr/>
           </w:pPr>
-          <w:hyperlink w:anchor="__RefHeading___Toc1592_3312259063">
+          <w:hyperlink w:anchor="__RefHeading___Toc1592_2425164141">
             <w:r>
               <w:rPr>
                 <w:webHidden/>
@@ -265,7 +265,7 @@
             </w:tabs>
             <w:rPr/>
           </w:pPr>
-          <w:hyperlink w:anchor="__RefHeading___Toc1594_3312259063">
+          <w:hyperlink w:anchor="__RefHeading___Toc1594_2425164141">
             <w:r>
               <w:rPr>
                 <w:webHidden/>
@@ -286,7 +286,7 @@
             </w:tabs>
             <w:rPr/>
           </w:pPr>
-          <w:hyperlink w:anchor="__RefHeading___Toc1596_3312259063">
+          <w:hyperlink w:anchor="__RefHeading___Toc1596_2425164141">
             <w:r>
               <w:rPr>
                 <w:webHidden/>
@@ -307,7 +307,7 @@
             </w:tabs>
             <w:rPr/>
           </w:pPr>
-          <w:hyperlink w:anchor="__RefHeading___Toc1598_3312259063">
+          <w:hyperlink w:anchor="__RefHeading___Toc1598_2425164141">
             <w:r>
               <w:rPr>
                 <w:webHidden/>
@@ -328,7 +328,7 @@
             </w:tabs>
             <w:rPr/>
           </w:pPr>
-          <w:hyperlink w:anchor="__RefHeading___Toc1600_3312259063">
+          <w:hyperlink w:anchor="__RefHeading___Toc1600_2425164141">
             <w:r>
               <w:rPr>
                 <w:webHidden/>
@@ -349,7 +349,7 @@
             </w:tabs>
             <w:rPr/>
           </w:pPr>
-          <w:hyperlink w:anchor="__RefHeading___Toc1602_3312259063">
+          <w:hyperlink w:anchor="__RefHeading___Toc1602_2425164141">
             <w:r>
               <w:rPr>
                 <w:webHidden/>
@@ -370,7 +370,7 @@
             </w:tabs>
             <w:rPr/>
           </w:pPr>
-          <w:hyperlink w:anchor="__RefHeading___Toc1604_3312259063">
+          <w:hyperlink w:anchor="__RefHeading___Toc1604_2425164141">
             <w:r>
               <w:rPr>
                 <w:webHidden/>
@@ -391,7 +391,7 @@
             </w:tabs>
             <w:rPr/>
           </w:pPr>
-          <w:hyperlink w:anchor="__RefHeading___Toc1606_3312259063">
+          <w:hyperlink w:anchor="__RefHeading___Toc1606_2425164141">
             <w:r>
               <w:rPr>
                 <w:webHidden/>
@@ -412,7 +412,7 @@
             </w:tabs>
             <w:rPr/>
           </w:pPr>
-          <w:hyperlink w:anchor="__RefHeading___Toc1608_3312259063">
+          <w:hyperlink w:anchor="__RefHeading___Toc1608_2425164141">
             <w:r>
               <w:rPr>
                 <w:webHidden/>
@@ -433,7 +433,7 @@
             </w:tabs>
             <w:rPr/>
           </w:pPr>
-          <w:hyperlink w:anchor="__RefHeading___Toc1610_3312259063">
+          <w:hyperlink w:anchor="__RefHeading___Toc1610_2425164141">
             <w:r>
               <w:rPr>
                 <w:webHidden/>
@@ -454,7 +454,7 @@
             </w:tabs>
             <w:rPr/>
           </w:pPr>
-          <w:hyperlink w:anchor="__RefHeading___Toc1612_3312259063">
+          <w:hyperlink w:anchor="__RefHeading___Toc1612_2425164141">
             <w:r>
               <w:rPr>
                 <w:webHidden/>
@@ -475,7 +475,7 @@
             </w:tabs>
             <w:rPr/>
           </w:pPr>
-          <w:hyperlink w:anchor="__RefHeading___Toc1614_3312259063">
+          <w:hyperlink w:anchor="__RefHeading___Toc1614_2425164141">
             <w:r>
               <w:rPr>
                 <w:webHidden/>
@@ -496,7 +496,7 @@
             </w:tabs>
             <w:rPr/>
           </w:pPr>
-          <w:hyperlink w:anchor="__RefHeading___Toc1616_3312259063">
+          <w:hyperlink w:anchor="__RefHeading___Toc1616_2425164141">
             <w:r>
               <w:rPr>
                 <w:webHidden/>
@@ -517,7 +517,7 @@
             </w:tabs>
             <w:rPr/>
           </w:pPr>
-          <w:hyperlink w:anchor="__RefHeading___Toc1618_3312259063">
+          <w:hyperlink w:anchor="__RefHeading___Toc1618_2425164141">
             <w:r>
               <w:rPr>
                 <w:webHidden/>
@@ -538,7 +538,7 @@
             </w:tabs>
             <w:rPr/>
           </w:pPr>
-          <w:hyperlink w:anchor="__RefHeading___Toc1620_3312259063">
+          <w:hyperlink w:anchor="__RefHeading___Toc1620_2425164141">
             <w:r>
               <w:rPr>
                 <w:webHidden/>
@@ -559,7 +559,7 @@
             </w:tabs>
             <w:rPr/>
           </w:pPr>
-          <w:hyperlink w:anchor="__RefHeading___Toc1622_3312259063">
+          <w:hyperlink w:anchor="__RefHeading___Toc1622_2425164141">
             <w:r>
               <w:rPr>
                 <w:webHidden/>
@@ -580,7 +580,7 @@
             </w:tabs>
             <w:rPr/>
           </w:pPr>
-          <w:hyperlink w:anchor="__RefHeading___Toc1624_3312259063">
+          <w:hyperlink w:anchor="__RefHeading___Toc1624_2425164141">
             <w:r>
               <w:rPr>
                 <w:webHidden/>
@@ -601,7 +601,7 @@
             </w:tabs>
             <w:rPr/>
           </w:pPr>
-          <w:hyperlink w:anchor="__RefHeading___Toc1626_3312259063">
+          <w:hyperlink w:anchor="__RefHeading___Toc1626_2425164141">
             <w:r>
               <w:rPr>
                 <w:webHidden/>
@@ -1339,7 +1339,7 @@
         <w:spacing w:before="360" w:after="120"/>
         <w:rPr/>
       </w:pPr>
-      <w:bookmarkStart w:id="0" w:name="__RefHeading___Toc1584_3312259063"/>
+      <w:bookmarkStart w:id="0" w:name="__RefHeading___Toc1584_2425164141"/>
       <w:bookmarkStart w:id="1" w:name="Xa48e1aa53b880a803be137d7770de810495c2a1"/>
       <w:bookmarkEnd w:id="0"/>
       <w:r>
@@ -1554,7 +1554,7 @@
         <w:spacing w:before="280" w:after="80"/>
         <w:rPr/>
       </w:pPr>
-      <w:bookmarkStart w:id="2" w:name="__RefHeading___Toc1586_3312259063"/>
+      <w:bookmarkStart w:id="2" w:name="__RefHeading___Toc1586_2425164141"/>
       <w:bookmarkStart w:id="3" w:name="resource-footprint"/>
       <w:bookmarkEnd w:id="2"/>
       <w:r>
@@ -2334,7 +2334,7 @@
         <w:spacing w:before="200" w:after="80"/>
         <w:rPr/>
       </w:pPr>
-      <w:bookmarkStart w:id="4" w:name="__RefHeading___Toc1588_3312259063"/>
+      <w:bookmarkStart w:id="4" w:name="__RefHeading___Toc1588_2425164141"/>
       <w:bookmarkStart w:id="5" w:name="_Fig_1_Post_route_utilizati"/>
       <w:bookmarkEnd w:id="4"/>
       <w:r>
@@ -2431,7 +2431,7 @@
         <w:spacing w:before="200" w:after="80"/>
         <w:rPr/>
       </w:pPr>
-      <w:bookmarkStart w:id="6" w:name="__RefHeading___Toc1590_3312259063"/>
+      <w:bookmarkStart w:id="6" w:name="__RefHeading___Toc1590_2425164141"/>
       <w:bookmarkStart w:id="7" w:name="the-bram-board-fit-trim"/>
       <w:bookmarkEnd w:id="6"/>
       <w:r>
@@ -2606,7 +2606,7 @@
         <w:spacing w:before="280" w:after="80"/>
         <w:rPr/>
       </w:pPr>
-      <w:bookmarkStart w:id="10" w:name="__RefHeading___Toc1592_3312259063"/>
+      <w:bookmarkStart w:id="10" w:name="__RefHeading___Toc1592_2425164141"/>
       <w:bookmarkStart w:id="11" w:name="what-we-set-out-to-do"/>
       <w:bookmarkEnd w:id="10"/>
       <w:r>
@@ -2835,7 +2835,7 @@
         <w:spacing w:before="280" w:after="80"/>
         <w:rPr/>
       </w:pPr>
-      <w:bookmarkStart w:id="13" w:name="__RefHeading___Toc1594_3312259063"/>
+      <w:bookmarkStart w:id="13" w:name="__RefHeading___Toc1594_2425164141"/>
       <w:bookmarkStart w:id="14" w:name="test-platform"/>
       <w:bookmarkEnd w:id="13"/>
       <w:r>
@@ -3883,7 +3883,7 @@
         <w:spacing w:before="280" w:after="80"/>
         <w:rPr/>
       </w:pPr>
-      <w:bookmarkStart w:id="16" w:name="__RefHeading___Toc1596_3312259063"/>
+      <w:bookmarkStart w:id="16" w:name="__RefHeading___Toc1596_2425164141"/>
       <w:bookmarkStart w:id="17" w:name="architecture-two-wholly-separate-engines"/>
       <w:bookmarkEnd w:id="16"/>
       <w:r>
@@ -3923,7 +3923,7 @@
         <w:spacing w:before="200" w:after="80"/>
         <w:rPr/>
       </w:pPr>
-      <w:bookmarkStart w:id="18" w:name="__RefHeading___Toc1598_3312259063"/>
+      <w:bookmarkStart w:id="18" w:name="__RefHeading___Toc1598_2425164141"/>
       <w:bookmarkStart w:id="19" w:name="figure-3.1-split-architecture"/>
       <w:bookmarkStart w:id="20" w:name="_Fig_2_Split_architecture"/>
       <w:bookmarkEnd w:id="18"/>
@@ -3956,7 +3956,7 @@
         <w:rPr/>
         <w:drawing>
           <wp:inline distT="0" distB="0" distL="0" distR="0">
-            <wp:extent cx="5334000" cy="3796665"/>
+            <wp:extent cx="5334000" cy="3365500"/>
             <wp:effectExtent l="0" t="0" r="0" b="0"/>
             <wp:docPr id="15" name="Image2" descr="split architecture"/>
             <wp:cNvGraphicFramePr>
@@ -3980,7 +3980,7 @@
                   <pic:spPr bwMode="auto">
                     <a:xfrm>
                       <a:off x="0" y="0"/>
-                      <a:ext cx="5334000" cy="3796665"/>
+                      <a:ext cx="5334000" cy="3365500"/>
                     </a:xfrm>
                     <a:prstGeom prst="rect">
                       <a:avLst/>
@@ -4191,7 +4191,7 @@
         <w:spacing w:before="200" w:after="80"/>
         <w:rPr/>
       </w:pPr>
-      <w:bookmarkStart w:id="21" w:name="__RefHeading___Toc1600_3312259063"/>
+      <w:bookmarkStart w:id="21" w:name="__RefHeading___Toc1600_2425164141"/>
       <w:bookmarkStart w:id="22" w:name="X1995db55acc818c2b28614978e059b2cb11c802"/>
       <w:bookmarkStart w:id="23" w:name="_Fig_3_The_two_data_paths_a"/>
       <w:bookmarkEnd w:id="21"/>
@@ -4224,7 +4224,7 @@
         <w:rPr/>
         <w:drawing>
           <wp:inline distT="0" distB="0" distL="0" distR="0">
-            <wp:extent cx="5334000" cy="1551305"/>
+            <wp:extent cx="5334000" cy="3723005"/>
             <wp:effectExtent l="0" t="0" r="0" b="0"/>
             <wp:docPr id="16" name="Image3" descr="data paths"/>
             <wp:cNvGraphicFramePr>
@@ -4248,7 +4248,7 @@
                   <pic:spPr bwMode="auto">
                     <a:xfrm>
                       <a:off x="0" y="0"/>
-                      <a:ext cx="5334000" cy="1551305"/>
+                      <a:ext cx="5334000" cy="3723005"/>
                     </a:xfrm>
                     <a:prstGeom prst="rect">
                       <a:avLst/>
@@ -4368,7 +4368,7 @@
         <w:spacing w:before="200" w:after="80"/>
         <w:rPr/>
       </w:pPr>
-      <w:bookmarkStart w:id="24" w:name="__RefHeading___Toc1602_3312259063"/>
+      <w:bookmarkStart w:id="24" w:name="__RefHeading___Toc1602_2425164141"/>
       <w:bookmarkStart w:id="25" w:name="X10bebdd46224d824c533996a21836093580af71"/>
       <w:bookmarkStart w:id="26" w:name="_Fig_4_Monitor_bus_hierarch"/>
       <w:bookmarkEnd w:id="24"/>
@@ -4401,7 +4401,7 @@
         <w:rPr/>
         <w:drawing>
           <wp:inline distT="0" distB="0" distL="0" distR="0">
-            <wp:extent cx="5010785" cy="4096385"/>
+            <wp:extent cx="5334000" cy="4474210"/>
             <wp:effectExtent l="0" t="0" r="0" b="0"/>
             <wp:docPr id="17" name="Image4" descr="monbus hierarchy"/>
             <wp:cNvGraphicFramePr>
@@ -4425,7 +4425,7 @@
                   <pic:spPr bwMode="auto">
                     <a:xfrm>
                       <a:off x="0" y="0"/>
-                      <a:ext cx="5010785" cy="4096385"/>
+                      <a:ext cx="5334000" cy="4474210"/>
                     </a:xfrm>
                     <a:prstGeom prst="rect">
                       <a:avLst/>
@@ -4586,7 +4586,7 @@
         <w:spacing w:before="280" w:after="80"/>
         <w:rPr/>
       </w:pPr>
-      <w:bookmarkStart w:id="29" w:name="__RefHeading___Toc1604_3312259063"/>
+      <w:bookmarkStart w:id="29" w:name="__RefHeading___Toc1604_2425164141"/>
       <w:bookmarkStart w:id="30" w:name="timing-closure-at-100-mhz"/>
       <w:bookmarkEnd w:id="29"/>
       <w:r>
@@ -4640,7 +4640,7 @@
         <w:spacing w:before="200" w:after="80"/>
         <w:rPr/>
       </w:pPr>
-      <w:bookmarkStart w:id="31" w:name="__RefHeading___Toc1606_3312259063"/>
+      <w:bookmarkStart w:id="31" w:name="__RefHeading___Toc1606_2425164141"/>
       <w:bookmarkStart w:id="32" w:name="Xf2174f0af95d96debb3d1e06fd5869583b602d9"/>
       <w:bookmarkStart w:id="33" w:name="_Fig_5_100_MHz_setup_WNS___"/>
       <w:bookmarkEnd w:id="31"/>
@@ -4795,7 +4795,7 @@
         <w:spacing w:before="200" w:after="80"/>
         <w:rPr/>
       </w:pPr>
-      <w:bookmarkStart w:id="34" w:name="__RefHeading___Toc1608_3312259063"/>
+      <w:bookmarkStart w:id="34" w:name="__RefHeading___Toc1608_2425164141"/>
       <w:bookmarkStart w:id="35" w:name="X515e89d3040e87ad6e663367099b775fb006ea5"/>
       <w:bookmarkStart w:id="36" w:name="_Fig_6_The_critical_path___"/>
       <w:bookmarkEnd w:id="34"/>
@@ -4828,7 +4828,7 @@
         <w:rPr/>
         <w:drawing>
           <wp:inline distT="0" distB="0" distL="0" distR="0">
-            <wp:extent cx="5334000" cy="1496695"/>
+            <wp:extent cx="5334000" cy="1227455"/>
             <wp:effectExtent l="0" t="0" r="0" b="0"/>
             <wp:docPr id="21" name="Image6" descr="critical path"/>
             <wp:cNvGraphicFramePr>
@@ -4852,7 +4852,7 @@
                   <pic:spPr bwMode="auto">
                     <a:xfrm>
                       <a:off x="0" y="0"/>
-                      <a:ext cx="5334000" cy="1496695"/>
+                      <a:ext cx="5334000" cy="1227455"/>
                     </a:xfrm>
                     <a:prstGeom prst="rect">
                       <a:avLst/>
@@ -5192,7 +5192,7 @@
         <w:spacing w:before="280" w:after="80"/>
         <w:rPr/>
       </w:pPr>
-      <w:bookmarkStart w:id="39" w:name="__RefHeading___Toc1610_3312259063"/>
+      <w:bookmarkStart w:id="39" w:name="__RefHeading___Toc1610_2425164141"/>
       <w:bookmarkStart w:id="40" w:name="X36986f44369e4d33ca3f82ada1da6ddd09aa6cf"/>
       <w:bookmarkEnd w:id="39"/>
       <w:r>
@@ -5525,7 +5525,7 @@
         <w:spacing w:before="280" w:after="80"/>
         <w:rPr/>
       </w:pPr>
-      <w:bookmarkStart w:id="42" w:name="__RefHeading___Toc1612_3312259063"/>
+      <w:bookmarkStart w:id="42" w:name="__RefHeading___Toc1612_2425164141"/>
       <w:bookmarkStart w:id="43" w:name="the-characterization-harness"/>
       <w:bookmarkEnd w:id="42"/>
       <w:r>
@@ -5553,7 +5553,7 @@
         <w:spacing w:before="200" w:after="80"/>
         <w:rPr/>
       </w:pPr>
-      <w:bookmarkStart w:id="44" w:name="__RefHeading___Toc1614_3312259063"/>
+      <w:bookmarkStart w:id="44" w:name="__RefHeading___Toc1614_2425164141"/>
       <w:bookmarkStart w:id="45" w:name="X73fd32ebad1d6cf96c28b6539f4715833761af3"/>
       <w:bookmarkStart w:id="46" w:name="_Fig_7_rapids_char_harness_"/>
       <w:bookmarkEnd w:id="44"/>
@@ -5603,7 +5603,7 @@
         <w:rPr/>
         <w:drawing>
           <wp:inline distT="0" distB="0" distL="0" distR="0">
-            <wp:extent cx="5334000" cy="2503805"/>
+            <wp:extent cx="5334000" cy="2875280"/>
             <wp:effectExtent l="0" t="0" r="0" b="0"/>
             <wp:docPr id="26" name="Image7" descr="harness block diagram"/>
             <wp:cNvGraphicFramePr>
@@ -5627,7 +5627,7 @@
                   <pic:spPr bwMode="auto">
                     <a:xfrm>
                       <a:off x="0" y="0"/>
-                      <a:ext cx="5334000" cy="2503805"/>
+                      <a:ext cx="5334000" cy="2875280"/>
                     </a:xfrm>
                     <a:prstGeom prst="rect">
                       <a:avLst/>
@@ -5699,7 +5699,7 @@
         <w:rPr>
           <w:rStyle w:val="VerbatimChar"/>
         </w:rPr>
-        <w:t>axis4_master_pattern_gen</w:t>
+        <w:t>axis4_master_injector</w:t>
       </w:r>
       <w:r>
         <w:rPr/>
@@ -5790,7 +5790,7 @@
         <w:rPr>
           <w:rStyle w:val="VerbatimChar"/>
         </w:rPr>
-        <w:t>axi4_slave_rd_pattern_gen</w:t>
+        <w:t>axi4_slave_rd_injector</w:t>
       </w:r>
       <w:r>
         <w:rPr/>
@@ -6019,7 +6019,7 @@
         <w:spacing w:before="280" w:after="80"/>
         <w:rPr/>
       </w:pPr>
-      <w:bookmarkStart w:id="49" w:name="__RefHeading___Toc1616_3312259063"/>
+      <w:bookmarkStart w:id="49" w:name="__RefHeading___Toc1616_2425164141"/>
       <w:bookmarkStart w:id="50" w:name="Xe6563b2875b9dd982743aa13e96e1ba5e9c572b"/>
       <w:bookmarkEnd w:id="49"/>
       <w:r>
@@ -6624,7 +6624,7 @@
         <w:spacing w:before="280" w:after="80"/>
         <w:rPr/>
       </w:pPr>
-      <w:bookmarkStart w:id="52" w:name="__RefHeading___Toc1618_3312259063"/>
+      <w:bookmarkStart w:id="52" w:name="__RefHeading___Toc1618_2425164141"/>
       <w:bookmarkStart w:id="53" w:name="a-real-harness-bug-root-caused"/>
       <w:bookmarkEnd w:id="52"/>
       <w:r>
@@ -6877,7 +6877,7 @@
         <w:spacing w:before="280" w:after="80"/>
         <w:rPr/>
       </w:pPr>
-      <w:bookmarkStart w:id="55" w:name="__RefHeading___Toc1620_3312259063"/>
+      <w:bookmarkStart w:id="55" w:name="__RefHeading___Toc1620_2425164141"/>
       <w:bookmarkStart w:id="56" w:name="on-silicon-results"/>
       <w:bookmarkEnd w:id="55"/>
       <w:r>
@@ -6979,7 +6979,7 @@
         <w:spacing w:before="200" w:after="80"/>
         <w:rPr/>
       </w:pPr>
-      <w:bookmarkStart w:id="57" w:name="__RefHeading___Toc1622_3312259063"/>
+      <w:bookmarkStart w:id="57" w:name="__RefHeading___Toc1622_2425164141"/>
       <w:bookmarkStart w:id="58" w:name="Xad875c64e0dd0885eca354634faad79f9fd0214"/>
       <w:bookmarkStart w:id="59" w:name="_Fig_8_On_silicon_suite___4"/>
       <w:bookmarkEnd w:id="57"/>
@@ -7571,7 +7571,7 @@
         <w:spacing w:before="280" w:after="80"/>
         <w:rPr/>
       </w:pPr>
-      <w:bookmarkStart w:id="62" w:name="__RefHeading___Toc1624_3312259063"/>
+      <w:bookmarkStart w:id="62" w:name="__RefHeading___Toc1624_2425164141"/>
       <w:bookmarkStart w:id="63" w:name="tooling"/>
       <w:bookmarkEnd w:id="62"/>
       <w:r>
@@ -7781,7 +7781,7 @@
         <w:spacing w:before="280" w:after="80"/>
         <w:rPr/>
       </w:pPr>
-      <w:bookmarkStart w:id="65" w:name="__RefHeading___Toc1626_3312259063"/>
+      <w:bookmarkStart w:id="65" w:name="__RefHeading___Toc1626_2425164141"/>
       <w:bookmarkStart w:id="66" w:name="what-we-learned"/>
       <w:bookmarkEnd w:id="65"/>
       <w:r>
